--- a/Weekly Logs/Olivia/Week 3/Week 3 Individual Logbook Olivia Hey.docx
+++ b/Weekly Logs/Olivia/Week 3/Week 3 Individual Logbook Olivia Hey.docx
@@ -411,6 +411,198 @@
                 <w:sz w:val="24"/>
               </w:rPr>
               <w:t xml:space="preserve">Client meetings   </w:t>
+            </w:r>
+          </w:p>
+        </w:tc>
+        <w:tc>
+          <w:tcPr>
+            <w:tcW w:w="3667" w:type="dxa"/>
+            <w:tcBorders>
+              <w:top w:val="single" w:sz="4" w:space="0" w:color="000000"/>
+              <w:left w:val="single" w:sz="4" w:space="0" w:color="000000"/>
+              <w:bottom w:val="single" w:sz="4" w:space="0" w:color="000000"/>
+              <w:right w:val="single" w:sz="4" w:space="0" w:color="000000"/>
+            </w:tcBorders>
+          </w:tcPr>
+          <w:p>
+            <w:pPr>
+              <w:spacing w:after="0" w:line="259" w:lineRule="auto"/>
+              <w:ind w:left="0" w:firstLine="0"/>
+            </w:pPr>
+            <w:r>
+              <w:t>4h</w:t>
+            </w:r>
+          </w:p>
+        </w:tc>
+      </w:tr>
+      <w:tr>
+        <w:trPr>
+          <w:trHeight w:val="485"/>
+        </w:trPr>
+        <w:tc>
+          <w:tcPr>
+            <w:tcW w:w="4099" w:type="dxa"/>
+            <w:tcBorders>
+              <w:top w:val="single" w:sz="4" w:space="0" w:color="000000"/>
+              <w:left w:val="single" w:sz="4" w:space="0" w:color="000000"/>
+              <w:bottom w:val="single" w:sz="4" w:space="0" w:color="000000"/>
+              <w:right w:val="single" w:sz="4" w:space="0" w:color="000000"/>
+            </w:tcBorders>
+          </w:tcPr>
+          <w:p>
+            <w:pPr>
+              <w:spacing w:after="0" w:line="259" w:lineRule="auto"/>
+              <w:ind w:left="0" w:firstLine="0"/>
+            </w:pPr>
+            <w:r>
+              <w:rPr>
+                <w:sz w:val="24"/>
+              </w:rPr>
+              <w:t xml:space="preserve">Advisor meetings </w:t>
+            </w:r>
+          </w:p>
+        </w:tc>
+        <w:tc>
+          <w:tcPr>
+            <w:tcW w:w="3667" w:type="dxa"/>
+            <w:tcBorders>
+              <w:top w:val="single" w:sz="4" w:space="0" w:color="000000"/>
+              <w:left w:val="single" w:sz="4" w:space="0" w:color="000000"/>
+              <w:bottom w:val="single" w:sz="4" w:space="0" w:color="000000"/>
+              <w:right w:val="single" w:sz="4" w:space="0" w:color="000000"/>
+            </w:tcBorders>
+          </w:tcPr>
+          <w:p>
+            <w:pPr>
+              <w:spacing w:after="0" w:line="259" w:lineRule="auto"/>
+              <w:ind w:left="0" w:firstLine="0"/>
+            </w:pPr>
+            <w:r>
+              <w:t>2</w:t>
+            </w:r>
+            <w:r>
+              <w:t>h15m</w:t>
+            </w:r>
+          </w:p>
+        </w:tc>
+      </w:tr>
+      <w:tr>
+        <w:trPr>
+          <w:trHeight w:val="485"/>
+        </w:trPr>
+        <w:tc>
+          <w:tcPr>
+            <w:tcW w:w="4099" w:type="dxa"/>
+            <w:tcBorders>
+              <w:top w:val="single" w:sz="4" w:space="0" w:color="000000"/>
+              <w:left w:val="single" w:sz="4" w:space="0" w:color="000000"/>
+              <w:bottom w:val="single" w:sz="4" w:space="0" w:color="000000"/>
+              <w:right w:val="single" w:sz="4" w:space="0" w:color="000000"/>
+            </w:tcBorders>
+          </w:tcPr>
+          <w:p>
+            <w:pPr>
+              <w:spacing w:after="0" w:line="259" w:lineRule="auto"/>
+              <w:ind w:left="0" w:firstLine="0"/>
+            </w:pPr>
+            <w:r>
+              <w:rPr>
+                <w:sz w:val="24"/>
+              </w:rPr>
+              <w:t xml:space="preserve">Research   </w:t>
+            </w:r>
+          </w:p>
+        </w:tc>
+        <w:tc>
+          <w:tcPr>
+            <w:tcW w:w="3667" w:type="dxa"/>
+            <w:tcBorders>
+              <w:top w:val="single" w:sz="4" w:space="0" w:color="000000"/>
+              <w:left w:val="single" w:sz="4" w:space="0" w:color="000000"/>
+              <w:bottom w:val="single" w:sz="4" w:space="0" w:color="000000"/>
+              <w:right w:val="single" w:sz="4" w:space="0" w:color="000000"/>
+            </w:tcBorders>
+          </w:tcPr>
+          <w:p>
+            <w:pPr>
+              <w:spacing w:after="0" w:line="259" w:lineRule="auto"/>
+              <w:ind w:left="0" w:firstLine="0"/>
+            </w:pPr>
+            <w:r>
+              <w:t>1h5m</w:t>
+            </w:r>
+          </w:p>
+        </w:tc>
+      </w:tr>
+      <w:tr>
+        <w:trPr>
+          <w:trHeight w:val="485"/>
+        </w:trPr>
+        <w:tc>
+          <w:tcPr>
+            <w:tcW w:w="4099" w:type="dxa"/>
+            <w:tcBorders>
+              <w:top w:val="single" w:sz="4" w:space="0" w:color="000000"/>
+              <w:left w:val="single" w:sz="4" w:space="0" w:color="000000"/>
+              <w:bottom w:val="single" w:sz="4" w:space="0" w:color="000000"/>
+              <w:right w:val="single" w:sz="4" w:space="0" w:color="000000"/>
+            </w:tcBorders>
+          </w:tcPr>
+          <w:p>
+            <w:pPr>
+              <w:spacing w:after="0" w:line="259" w:lineRule="auto"/>
+              <w:ind w:left="0" w:firstLine="0"/>
+            </w:pPr>
+            <w:r>
+              <w:rPr>
+                <w:sz w:val="24"/>
+              </w:rPr>
+              <w:t xml:space="preserve">Development   </w:t>
+            </w:r>
+          </w:p>
+        </w:tc>
+        <w:tc>
+          <w:tcPr>
+            <w:tcW w:w="3667" w:type="dxa"/>
+            <w:tcBorders>
+              <w:top w:val="single" w:sz="4" w:space="0" w:color="000000"/>
+              <w:left w:val="single" w:sz="4" w:space="0" w:color="000000"/>
+              <w:bottom w:val="single" w:sz="4" w:space="0" w:color="000000"/>
+              <w:right w:val="single" w:sz="4" w:space="0" w:color="000000"/>
+            </w:tcBorders>
+          </w:tcPr>
+          <w:p>
+            <w:pPr>
+              <w:spacing w:after="0" w:line="259" w:lineRule="auto"/>
+              <w:ind w:left="0" w:firstLine="0"/>
+            </w:pPr>
+          </w:p>
+        </w:tc>
+      </w:tr>
+      <w:tr>
+        <w:trPr>
+          <w:trHeight w:val="487"/>
+        </w:trPr>
+        <w:tc>
+          <w:tcPr>
+            <w:tcW w:w="4099" w:type="dxa"/>
+            <w:tcBorders>
+              <w:top w:val="single" w:sz="4" w:space="0" w:color="000000"/>
+              <w:left w:val="single" w:sz="4" w:space="0" w:color="000000"/>
+              <w:bottom w:val="single" w:sz="4" w:space="0" w:color="000000"/>
+              <w:right w:val="single" w:sz="4" w:space="0" w:color="000000"/>
+            </w:tcBorders>
+          </w:tcPr>
+          <w:p>
+            <w:pPr>
+              <w:spacing w:after="0" w:line="259" w:lineRule="auto"/>
+              <w:ind w:left="0" w:firstLine="0"/>
+            </w:pPr>
+            <w:r>
+              <w:rPr>
+                <w:sz w:val="24"/>
+              </w:rPr>
+              <w:t xml:space="preserve">Testing   </w:t>
             </w:r>
           </w:p>
         </w:tc>
@@ -455,7 +647,7 @@
               <w:rPr>
                 <w:sz w:val="24"/>
               </w:rPr>
-              <w:t xml:space="preserve">Advisor meetings </w:t>
+              <w:t xml:space="preserve">Documentation   </w:t>
             </w:r>
           </w:p>
         </w:tc>
@@ -475,10 +667,64 @@
               <w:ind w:left="0" w:firstLine="0"/>
             </w:pPr>
             <w:r>
-              <w:t>2</w:t>
-            </w:r>
-            <w:r>
-              <w:t>h15m</w:t>
+              <w:t>1h</w:t>
+            </w:r>
+          </w:p>
+        </w:tc>
+      </w:tr>
+      <w:tr>
+        <w:trPr>
+          <w:trHeight w:val="461"/>
+        </w:trPr>
+        <w:tc>
+          <w:tcPr>
+            <w:tcW w:w="4099" w:type="dxa"/>
+            <w:tcBorders>
+              <w:top w:val="single" w:sz="4" w:space="0" w:color="000000"/>
+              <w:left w:val="single" w:sz="4" w:space="0" w:color="000000"/>
+              <w:bottom w:val="single" w:sz="4" w:space="0" w:color="000000"/>
+              <w:right w:val="single" w:sz="4" w:space="0" w:color="000000"/>
+            </w:tcBorders>
+          </w:tcPr>
+          <w:p>
+            <w:pPr>
+              <w:spacing w:after="0" w:line="259" w:lineRule="auto"/>
+              <w:ind w:left="0" w:firstLine="0"/>
+            </w:pPr>
+            <w:r>
+              <w:rPr>
+                <w:sz w:val="24"/>
+              </w:rPr>
+              <w:t xml:space="preserve">Logbook preparation </w:t>
+            </w:r>
+          </w:p>
+        </w:tc>
+        <w:tc>
+          <w:tcPr>
+            <w:tcW w:w="3667" w:type="dxa"/>
+            <w:tcBorders>
+              <w:top w:val="single" w:sz="4" w:space="0" w:color="000000"/>
+              <w:left w:val="single" w:sz="4" w:space="0" w:color="000000"/>
+              <w:bottom w:val="single" w:sz="4" w:space="0" w:color="000000"/>
+              <w:right w:val="single" w:sz="4" w:space="0" w:color="000000"/>
+            </w:tcBorders>
+          </w:tcPr>
+          <w:p>
+            <w:pPr>
+              <w:spacing w:after="0" w:line="259" w:lineRule="auto"/>
+              <w:ind w:left="0" w:firstLine="0"/>
+            </w:pPr>
+            <w:r>
+              <w:rPr>
+                <w:sz w:val="24"/>
+              </w:rPr>
+              <w:t>1</w:t>
+            </w:r>
+            <w:r>
+              <w:rPr>
+                <w:sz w:val="24"/>
+              </w:rPr>
+              <w:t>h</w:t>
             </w:r>
           </w:p>
         </w:tc>
@@ -506,7 +752,7 @@
               <w:rPr>
                 <w:sz w:val="24"/>
               </w:rPr>
-              <w:t xml:space="preserve">Research   </w:t>
+              <w:t xml:space="preserve">Sick leave/specific conditions </w:t>
             </w:r>
           </w:p>
         </w:tc>
@@ -526,7 +772,10 @@
               <w:ind w:left="0" w:firstLine="0"/>
             </w:pPr>
             <w:r>
-              <w:t>1h5m</w:t>
+              <w:rPr>
+                <w:sz w:val="24"/>
+              </w:rPr>
+              <w:t xml:space="preserve">   </w:t>
             </w:r>
           </w:p>
         </w:tc>
@@ -554,258 +803,6 @@
               <w:rPr>
                 <w:sz w:val="24"/>
               </w:rPr>
-              <w:t xml:space="preserve">Development   </w:t>
-            </w:r>
-          </w:p>
-        </w:tc>
-        <w:tc>
-          <w:tcPr>
-            <w:tcW w:w="3667" w:type="dxa"/>
-            <w:tcBorders>
-              <w:top w:val="single" w:sz="4" w:space="0" w:color="000000"/>
-              <w:left w:val="single" w:sz="4" w:space="0" w:color="000000"/>
-              <w:bottom w:val="single" w:sz="4" w:space="0" w:color="000000"/>
-              <w:right w:val="single" w:sz="4" w:space="0" w:color="000000"/>
-            </w:tcBorders>
-          </w:tcPr>
-          <w:p>
-            <w:pPr>
-              <w:spacing w:after="0" w:line="259" w:lineRule="auto"/>
-              <w:ind w:left="0" w:firstLine="0"/>
-            </w:pPr>
-            <w:r>
-              <w:t>4</w:t>
-            </w:r>
-            <w:r>
-              <w:t>h</w:t>
-            </w:r>
-          </w:p>
-        </w:tc>
-      </w:tr>
-      <w:tr>
-        <w:trPr>
-          <w:trHeight w:val="487"/>
-        </w:trPr>
-        <w:tc>
-          <w:tcPr>
-            <w:tcW w:w="4099" w:type="dxa"/>
-            <w:tcBorders>
-              <w:top w:val="single" w:sz="4" w:space="0" w:color="000000"/>
-              <w:left w:val="single" w:sz="4" w:space="0" w:color="000000"/>
-              <w:bottom w:val="single" w:sz="4" w:space="0" w:color="000000"/>
-              <w:right w:val="single" w:sz="4" w:space="0" w:color="000000"/>
-            </w:tcBorders>
-          </w:tcPr>
-          <w:p>
-            <w:pPr>
-              <w:spacing w:after="0" w:line="259" w:lineRule="auto"/>
-              <w:ind w:left="0" w:firstLine="0"/>
-            </w:pPr>
-            <w:r>
-              <w:rPr>
-                <w:sz w:val="24"/>
-              </w:rPr>
-              <w:t xml:space="preserve">Testing   </w:t>
-            </w:r>
-          </w:p>
-        </w:tc>
-        <w:tc>
-          <w:tcPr>
-            <w:tcW w:w="3667" w:type="dxa"/>
-            <w:tcBorders>
-              <w:top w:val="single" w:sz="4" w:space="0" w:color="000000"/>
-              <w:left w:val="single" w:sz="4" w:space="0" w:color="000000"/>
-              <w:bottom w:val="single" w:sz="4" w:space="0" w:color="000000"/>
-              <w:right w:val="single" w:sz="4" w:space="0" w:color="000000"/>
-            </w:tcBorders>
-          </w:tcPr>
-          <w:p>
-            <w:pPr>
-              <w:spacing w:after="0" w:line="259" w:lineRule="auto"/>
-              <w:ind w:left="0" w:firstLine="0"/>
-            </w:pPr>
-          </w:p>
-        </w:tc>
-      </w:tr>
-      <w:tr>
-        <w:trPr>
-          <w:trHeight w:val="485"/>
-        </w:trPr>
-        <w:tc>
-          <w:tcPr>
-            <w:tcW w:w="4099" w:type="dxa"/>
-            <w:tcBorders>
-              <w:top w:val="single" w:sz="4" w:space="0" w:color="000000"/>
-              <w:left w:val="single" w:sz="4" w:space="0" w:color="000000"/>
-              <w:bottom w:val="single" w:sz="4" w:space="0" w:color="000000"/>
-              <w:right w:val="single" w:sz="4" w:space="0" w:color="000000"/>
-            </w:tcBorders>
-          </w:tcPr>
-          <w:p>
-            <w:pPr>
-              <w:spacing w:after="0" w:line="259" w:lineRule="auto"/>
-              <w:ind w:left="0" w:firstLine="0"/>
-            </w:pPr>
-            <w:r>
-              <w:rPr>
-                <w:sz w:val="24"/>
-              </w:rPr>
-              <w:t xml:space="preserve">Documentation   </w:t>
-            </w:r>
-          </w:p>
-        </w:tc>
-        <w:tc>
-          <w:tcPr>
-            <w:tcW w:w="3667" w:type="dxa"/>
-            <w:tcBorders>
-              <w:top w:val="single" w:sz="4" w:space="0" w:color="000000"/>
-              <w:left w:val="single" w:sz="4" w:space="0" w:color="000000"/>
-              <w:bottom w:val="single" w:sz="4" w:space="0" w:color="000000"/>
-              <w:right w:val="single" w:sz="4" w:space="0" w:color="000000"/>
-            </w:tcBorders>
-          </w:tcPr>
-          <w:p>
-            <w:pPr>
-              <w:spacing w:after="0" w:line="259" w:lineRule="auto"/>
-              <w:ind w:left="0" w:firstLine="0"/>
-            </w:pPr>
-            <w:r>
-              <w:t>1h</w:t>
-            </w:r>
-          </w:p>
-        </w:tc>
-      </w:tr>
-      <w:tr>
-        <w:trPr>
-          <w:trHeight w:val="461"/>
-        </w:trPr>
-        <w:tc>
-          <w:tcPr>
-            <w:tcW w:w="4099" w:type="dxa"/>
-            <w:tcBorders>
-              <w:top w:val="single" w:sz="4" w:space="0" w:color="000000"/>
-              <w:left w:val="single" w:sz="4" w:space="0" w:color="000000"/>
-              <w:bottom w:val="single" w:sz="4" w:space="0" w:color="000000"/>
-              <w:right w:val="single" w:sz="4" w:space="0" w:color="000000"/>
-            </w:tcBorders>
-          </w:tcPr>
-          <w:p>
-            <w:pPr>
-              <w:spacing w:after="0" w:line="259" w:lineRule="auto"/>
-              <w:ind w:left="0" w:firstLine="0"/>
-            </w:pPr>
-            <w:r>
-              <w:rPr>
-                <w:sz w:val="24"/>
-              </w:rPr>
-              <w:t xml:space="preserve">Logbook preparation </w:t>
-            </w:r>
-          </w:p>
-        </w:tc>
-        <w:tc>
-          <w:tcPr>
-            <w:tcW w:w="3667" w:type="dxa"/>
-            <w:tcBorders>
-              <w:top w:val="single" w:sz="4" w:space="0" w:color="000000"/>
-              <w:left w:val="single" w:sz="4" w:space="0" w:color="000000"/>
-              <w:bottom w:val="single" w:sz="4" w:space="0" w:color="000000"/>
-              <w:right w:val="single" w:sz="4" w:space="0" w:color="000000"/>
-            </w:tcBorders>
-          </w:tcPr>
-          <w:p>
-            <w:pPr>
-              <w:spacing w:after="0" w:line="259" w:lineRule="auto"/>
-              <w:ind w:left="0" w:firstLine="0"/>
-            </w:pPr>
-            <w:r>
-              <w:rPr>
-                <w:sz w:val="24"/>
-              </w:rPr>
-              <w:t>1</w:t>
-            </w:r>
-            <w:r>
-              <w:rPr>
-                <w:sz w:val="24"/>
-              </w:rPr>
-              <w:t>h</w:t>
-            </w:r>
-          </w:p>
-        </w:tc>
-      </w:tr>
-      <w:tr>
-        <w:trPr>
-          <w:trHeight w:val="485"/>
-        </w:trPr>
-        <w:tc>
-          <w:tcPr>
-            <w:tcW w:w="4099" w:type="dxa"/>
-            <w:tcBorders>
-              <w:top w:val="single" w:sz="4" w:space="0" w:color="000000"/>
-              <w:left w:val="single" w:sz="4" w:space="0" w:color="000000"/>
-              <w:bottom w:val="single" w:sz="4" w:space="0" w:color="000000"/>
-              <w:right w:val="single" w:sz="4" w:space="0" w:color="000000"/>
-            </w:tcBorders>
-          </w:tcPr>
-          <w:p>
-            <w:pPr>
-              <w:spacing w:after="0" w:line="259" w:lineRule="auto"/>
-              <w:ind w:left="0" w:firstLine="0"/>
-            </w:pPr>
-            <w:r>
-              <w:rPr>
-                <w:sz w:val="24"/>
-              </w:rPr>
-              <w:t xml:space="preserve">Sick leave/specific conditions </w:t>
-            </w:r>
-          </w:p>
-        </w:tc>
-        <w:tc>
-          <w:tcPr>
-            <w:tcW w:w="3667" w:type="dxa"/>
-            <w:tcBorders>
-              <w:top w:val="single" w:sz="4" w:space="0" w:color="000000"/>
-              <w:left w:val="single" w:sz="4" w:space="0" w:color="000000"/>
-              <w:bottom w:val="single" w:sz="4" w:space="0" w:color="000000"/>
-              <w:right w:val="single" w:sz="4" w:space="0" w:color="000000"/>
-            </w:tcBorders>
-          </w:tcPr>
-          <w:p>
-            <w:pPr>
-              <w:spacing w:after="0" w:line="259" w:lineRule="auto"/>
-              <w:ind w:left="0" w:firstLine="0"/>
-            </w:pPr>
-            <w:r>
-              <w:rPr>
-                <w:sz w:val="24"/>
-              </w:rPr>
-              <w:t xml:space="preserve">   </w:t>
-            </w:r>
-          </w:p>
-        </w:tc>
-      </w:tr>
-      <w:tr>
-        <w:trPr>
-          <w:trHeight w:val="485"/>
-        </w:trPr>
-        <w:tc>
-          <w:tcPr>
-            <w:tcW w:w="4099" w:type="dxa"/>
-            <w:tcBorders>
-              <w:top w:val="single" w:sz="4" w:space="0" w:color="000000"/>
-              <w:left w:val="single" w:sz="4" w:space="0" w:color="000000"/>
-              <w:bottom w:val="single" w:sz="4" w:space="0" w:color="000000"/>
-              <w:right w:val="single" w:sz="4" w:space="0" w:color="000000"/>
-            </w:tcBorders>
-          </w:tcPr>
-          <w:p>
-            <w:pPr>
-              <w:spacing w:after="0" w:line="259" w:lineRule="auto"/>
-              <w:ind w:left="0" w:firstLine="0"/>
-            </w:pPr>
-            <w:r>
-              <w:rPr>
-                <w:sz w:val="24"/>
-              </w:rPr>
               <w:t xml:space="preserve">Other   </w:t>
             </w:r>
           </w:p>
@@ -1061,21 +1058,44 @@
     </w:p>
     <w:p>
       <w:r>
-        <w:t xml:space="preserve">10am – 11:30am </w:t>
-      </w:r>
-      <w:r>
-        <w:t>Tuesday</w:t>
-      </w:r>
-    </w:p>
-    <w:p>
-      <w:r>
-        <w:t xml:space="preserve">On Tuesday we had a team meeting to discuss logbook preparation, writing up our project bid and discussing our </w:t>
-      </w:r>
-      <w:r>
-        <w:t>team’s</w:t>
-      </w:r>
-      <w:r>
-        <w:t xml:space="preserve"> name. </w:t>
+        <w:t xml:space="preserve">Monday </w:t>
+      </w:r>
+      <w:r>
+        <w:t xml:space="preserve">3:15pm </w:t>
+      </w:r>
+      <w:r>
+        <w:t>–</w:t>
+      </w:r>
+      <w:r>
+        <w:t xml:space="preserve"> </w:t>
+      </w:r>
+      <w:r>
+        <w:t xml:space="preserve">4:00pm </w:t>
+      </w:r>
+    </w:p>
+    <w:p>
+      <w:r>
+        <w:t xml:space="preserve">We had a </w:t>
+      </w:r>
+      <w:r>
+        <w:t>45-minute</w:t>
+      </w:r>
+      <w:r>
+        <w:t xml:space="preserve"> team discussion following the meeting with Dr Dax Roberts to discuss the proposal and research we needed to do that week. </w:t>
+      </w:r>
+    </w:p>
+    <w:p/>
+    <w:p>
+      <w:r>
+        <w:t xml:space="preserve">Wednesday </w:t>
+      </w:r>
+      <w:r>
+        <w:t xml:space="preserve">2:00pm – 2:45pm </w:t>
+      </w:r>
+    </w:p>
+    <w:p>
+      <w:r>
+        <w:t xml:space="preserve">Following the meeting with Clement, we had an in-person meeting to discuss the agenda for research and upcoming meetings we need to have with Clement and Geoff. </w:t>
       </w:r>
     </w:p>
     <w:p>
@@ -1095,22 +1115,48 @@
     </w:p>
     <w:p>
       <w:r>
-        <w:t>3pm – 3:30pm Monday</w:t>
-      </w:r>
-    </w:p>
-    <w:p>
-      <w:r>
-        <w:t xml:space="preserve">On Monday we had a 30-minute discussion with Dr Dax Roberts </w:t>
-      </w:r>
-      <w:r>
-        <w:t xml:space="preserve">to briefly discuss the </w:t>
-      </w:r>
-      <w:r>
-        <w:t xml:space="preserve">meeting we had with our client and getting the Project Bid in by Wednesday. </w:t>
+        <w:t xml:space="preserve">Monday </w:t>
+      </w:r>
+      <w:r>
+        <w:t>2:00 – 3:15pm</w:t>
+      </w:r>
+    </w:p>
+    <w:p>
+      <w:r>
+        <w:t xml:space="preserve">On Monday </w:t>
+      </w:r>
+      <w:r>
+        <w:t>I attended the weekly schedul</w:t>
+      </w:r>
+      <w:r>
+        <w:t xml:space="preserve">ed meeting with Dr Dax Roberts for the course. </w:t>
+      </w:r>
+      <w:r>
+        <w:t xml:space="preserve"> </w:t>
       </w:r>
     </w:p>
     <w:p/>
     <w:p>
+      <w:r>
+        <w:t xml:space="preserve">Wednesday </w:t>
+      </w:r>
+      <w:r>
+        <w:t xml:space="preserve">1:00pm – 2:00pm </w:t>
+      </w:r>
+    </w:p>
+    <w:p>
+      <w:r>
+        <w:t xml:space="preserve">Attended a </w:t>
+      </w:r>
+      <w:r>
+        <w:t xml:space="preserve">meeting with our Advisor Clement for the first time to get him up to date with what we’ve been working on for the past 2 weeks and additional </w:t>
+      </w:r>
+      <w:r>
+        <w:t xml:space="preserve">things he advises us to do. </w:t>
+      </w:r>
+    </w:p>
+    <w:p/>
+    <w:p>
       <w:pPr>
         <w:pStyle w:val="Heading2"/>
       </w:pPr>
@@ -1120,40 +1166,76 @@
     </w:p>
     <w:p>
       <w:r>
-        <w:t>2pm – 3pm</w:t>
-      </w:r>
-      <w:r>
-        <w:t xml:space="preserve"> Monday</w:t>
-      </w:r>
-    </w:p>
-    <w:p>
-      <w:r>
-        <w:t xml:space="preserve">Matt, Sam and I attended a meeting with Geoff Gordon to discuss potential project ideas </w:t>
-      </w:r>
-      <w:r>
-        <w:t>and what sort of projects he had been a client/advisor for in previous semesters.</w:t>
+        <w:t xml:space="preserve">Tuesday 10:00am – 2:00pm </w:t>
+      </w:r>
+    </w:p>
+    <w:p>
+      <w:r>
+        <w:t xml:space="preserve">We spent 4 hours with our client Geoff in person building, testing and troubleshooting a PC with </w:t>
+      </w:r>
+      <w:r>
+        <w:t xml:space="preserve">two </w:t>
+      </w:r>
+      <w:r>
+        <w:t xml:space="preserve">graphics </w:t>
+      </w:r>
+      <w:r>
+        <w:t>cards</w:t>
+      </w:r>
+      <w:r>
+        <w:t xml:space="preserve"> </w:t>
+      </w:r>
+      <w:r>
+        <w:t xml:space="preserve">so that we will be able to use this PC for our project later on. </w:t>
+      </w:r>
+    </w:p>
+    <w:p>
+      <w:pPr>
+        <w:ind w:left="0" w:firstLine="0"/>
+      </w:pPr>
+    </w:p>
+    <w:p>
+      <w:pPr>
+        <w:pStyle w:val="Heading2"/>
+      </w:pPr>
+      <w:r>
+        <w:t>Research</w:t>
+      </w:r>
+    </w:p>
+    <w:p>
+      <w:r>
+        <w:t xml:space="preserve">Sunday 5:20pm – 6:25pm </w:t>
+      </w:r>
+    </w:p>
+    <w:p>
+      <w:r>
+        <w:t xml:space="preserve">Research </w:t>
+      </w:r>
+      <w:r>
+        <w:t xml:space="preserve">on appropriate databases and dd files </w:t>
+      </w:r>
+      <w:r>
+        <w:t xml:space="preserve">that we can use for testing on for our project. </w:t>
       </w:r>
     </w:p>
     <w:p/>
     <w:p>
-      <w:r>
-        <w:t>12pm – 3pm Wednesday</w:t>
-      </w:r>
-    </w:p>
-    <w:p>
-      <w:r>
-        <w:t xml:space="preserve">On Wednesday we met with Geoff at campus and we spent 3 hours assembling the computer that we are planning to use for future </w:t>
-      </w:r>
-      <w:r>
-        <w:t xml:space="preserve">forensic work. </w:t>
-      </w:r>
-    </w:p>
-    <w:p/>
-    <w:p/>
-    <w:p>
-      <w:pPr>
-        <w:ind w:left="0" w:firstLine="0"/>
-      </w:pPr>
+      <w:pPr>
+        <w:pStyle w:val="Heading2"/>
+      </w:pPr>
+      <w:r>
+        <w:t>Documentation</w:t>
+      </w:r>
+    </w:p>
+    <w:p>
+      <w:r>
+        <w:t xml:space="preserve">Sunday 11:00am – 12:00pm </w:t>
+      </w:r>
+    </w:p>
+    <w:p>
+      <w:r>
+        <w:t xml:space="preserve">Wrote up meeting notes from Thursday onto a digital document. </w:t>
+      </w:r>
     </w:p>
     <w:sectPr>
       <w:headerReference w:type="default" r:id="rId9"/>
